--- a/Отчет.docx
+++ b/Отчет.docx
@@ -453,9 +453,6 @@
     <w:p>
       <w:pPr>
         <w:jc w:val="right"/>
-        <w:rPr>
-          <w:lang w:val="en-US"/>
-        </w:rPr>
       </w:pPr>
     </w:p>
     <w:p>
@@ -770,7 +767,7 @@
           <w:color w:val="000000" w:themeColor="text1"/>
           <w:sz w:val="40"/>
           <w:szCs w:val="40"/>
-          <w:lang w:val="en-US" w:eastAsia="en-US"/>
+          <w:lang w:eastAsia="en-US"/>
         </w:rPr>
       </w:pPr>
     </w:p>
@@ -1260,134 +1257,6 @@
     </w:p>
     <w:p>
       <w:pPr>
-        <w:pStyle w:val="1"/>
-        <w:jc w:val="center"/>
-        <w:rPr>
-          <w:color w:val="000000" w:themeColor="text1"/>
-        </w:rPr>
-      </w:pPr>
-      <w:bookmarkStart w:id="2" w:name="_Toc228256037"/>
-      <w:proofErr w:type="spellStart"/>
-      <w:r>
-        <w:rPr>
-          <w:rFonts w:ascii="Times New Roman" w:hAnsi="Times New Roman" w:cs="Times New Roman"/>
-          <w:color w:val="000000" w:themeColor="text1"/>
-        </w:rPr>
-        <w:t>Блок</w:t>
-      </w:r>
-      <w:proofErr w:type="spellEnd"/>
-      <w:r>
-        <w:rPr>
-          <w:rFonts w:ascii="Times New Roman" w:hAnsi="Times New Roman" w:cs="Times New Roman"/>
-          <w:color w:val="000000" w:themeColor="text1"/>
-        </w:rPr>
-        <w:t xml:space="preserve"> </w:t>
-      </w:r>
-      <w:proofErr w:type="spellStart"/>
-      <w:r>
-        <w:rPr>
-          <w:rFonts w:ascii="Times New Roman" w:hAnsi="Times New Roman" w:cs="Times New Roman"/>
-          <w:color w:val="000000" w:themeColor="text1"/>
-        </w:rPr>
-        <w:t>схема</w:t>
-      </w:r>
-      <w:bookmarkEnd w:id="2"/>
-      <w:proofErr w:type="spellEnd"/>
-    </w:p>
-    <w:p>
-      <w:pPr>
-        <w:pStyle w:val="1"/>
-        <w:jc w:val="center"/>
-        <w:rPr>
-          <w:rFonts w:ascii="Times New Roman" w:hAnsi="Times New Roman" w:cs="Times New Roman"/>
-        </w:rPr>
-      </w:pPr>
-    </w:p>
-    <w:p>
-      <w:r>
-        <w:br/>
-      </w:r>
-      <w:r>
-        <w:rPr>
-          <w:color w:val="000000" w:themeColor="text1"/>
-        </w:rPr>
-        <w:br w:type="page"/>
-      </w:r>
-    </w:p>
-    <w:p>
-      <w:pPr>
-        <w:pStyle w:val="1"/>
-        <w:jc w:val="center"/>
-        <w:rPr>
-          <w:rFonts w:ascii="Times New Roman" w:hAnsi="Times New Roman" w:cs="Times New Roman"/>
-          <w:color w:val="000000" w:themeColor="text1"/>
-        </w:rPr>
-      </w:pPr>
-      <w:bookmarkStart w:id="3" w:name="_Toc228256038"/>
-    </w:p>
-    <w:p>
-      <w:pPr>
-        <w:pStyle w:val="1"/>
-        <w:jc w:val="center"/>
-        <w:rPr>
-          <w:rFonts w:ascii="Times New Roman" w:hAnsi="Times New Roman" w:cs="Times New Roman"/>
-          <w:color w:val="000000" w:themeColor="text1"/>
-        </w:rPr>
-      </w:pPr>
-    </w:p>
-    <w:p>
-      <w:pPr>
-        <w:rPr>
-          <w:lang w:val="en-US" w:eastAsia="en-US"/>
-        </w:rPr>
-      </w:pPr>
-    </w:p>
-    <w:p>
-      <w:pPr>
-        <w:rPr>
-          <w:lang w:val="en-US" w:eastAsia="en-US"/>
-        </w:rPr>
-      </w:pPr>
-    </w:p>
-    <w:p>
-      <w:pPr>
-        <w:rPr>
-          <w:lang w:val="en-US" w:eastAsia="en-US"/>
-        </w:rPr>
-      </w:pPr>
-    </w:p>
-    <w:p>
-      <w:pPr>
-        <w:rPr>
-          <w:lang w:val="en-US" w:eastAsia="en-US"/>
-        </w:rPr>
-      </w:pPr>
-    </w:p>
-    <w:p>
-      <w:pPr>
-        <w:rPr>
-          <w:lang w:val="en-US" w:eastAsia="en-US"/>
-        </w:rPr>
-      </w:pPr>
-    </w:p>
-    <w:p>
-      <w:pPr>
-        <w:pStyle w:val="1"/>
-        <w:rPr>
-          <w:rFonts w:ascii="Times New Roman" w:hAnsi="Times New Roman" w:cs="Times New Roman"/>
-          <w:color w:val="000000" w:themeColor="text1"/>
-        </w:rPr>
-      </w:pPr>
-      <w:r>
-        <w:rPr>
-          <w:rFonts w:ascii="Times New Roman" w:hAnsi="Times New Roman" w:cs="Times New Roman"/>
-          <w:color w:val="000000" w:themeColor="text1"/>
-        </w:rPr>
-        <w:t xml:space="preserve"> </w:t>
-      </w:r>
-    </w:p>
-    <w:p>
-      <w:pPr>
         <w:spacing w:after="160" w:line="278" w:lineRule="auto"/>
         <w:rPr>
           <w:rFonts w:eastAsiaTheme="majorEastAsia"/>
@@ -1397,6 +1266,7 @@
           <w:lang w:val="en-US" w:eastAsia="en-US"/>
         </w:rPr>
       </w:pPr>
+      <w:bookmarkStart w:id="2" w:name="_Toc228256037"/>
       <w:r>
         <w:rPr>
           <w:color w:val="000000" w:themeColor="text1"/>
@@ -1409,45 +1279,369 @@
         <w:pStyle w:val="1"/>
         <w:jc w:val="center"/>
         <w:rPr>
+          <w:color w:val="000000" w:themeColor="text1"/>
+        </w:rPr>
+      </w:pPr>
+      <w:proofErr w:type="spellStart"/>
+      <w:r>
+        <w:rPr>
           <w:rFonts w:ascii="Times New Roman" w:hAnsi="Times New Roman" w:cs="Times New Roman"/>
           <w:color w:val="000000" w:themeColor="text1"/>
         </w:rPr>
-      </w:pPr>
-      <w:proofErr w:type="spellStart"/>
+        <w:lastRenderedPageBreak/>
+        <w:t>Блок</w:t>
+      </w:r>
+      <w:proofErr w:type="spellEnd"/>
       <w:r>
         <w:rPr>
           <w:rFonts w:ascii="Times New Roman" w:hAnsi="Times New Roman" w:cs="Times New Roman"/>
           <w:color w:val="000000" w:themeColor="text1"/>
         </w:rPr>
-        <w:lastRenderedPageBreak/>
-        <w:t>Код</w:t>
-      </w:r>
-      <w:proofErr w:type="spellEnd"/>
+        <w:t xml:space="preserve"> </w:t>
+      </w:r>
+      <w:proofErr w:type="spellStart"/>
       <w:r>
         <w:rPr>
           <w:rFonts w:ascii="Times New Roman" w:hAnsi="Times New Roman" w:cs="Times New Roman"/>
           <w:color w:val="000000" w:themeColor="text1"/>
         </w:rPr>
-        <w:t xml:space="preserve"> </w:t>
-      </w:r>
-      <w:proofErr w:type="spellStart"/>
-      <w:r>
+        <w:t>схема</w:t>
+      </w:r>
+      <w:bookmarkEnd w:id="2"/>
+      <w:proofErr w:type="spellEnd"/>
+    </w:p>
+    <w:p>
+      <w:pPr>
+        <w:pStyle w:val="1"/>
+        <w:jc w:val="center"/>
+        <w:rPr>
+          <w:rFonts w:ascii="Times New Roman" w:hAnsi="Times New Roman" w:cs="Times New Roman"/>
+        </w:rPr>
+      </w:pPr>
+      <w:r>
+        <w:rPr>
+          <w:rFonts w:ascii="Times New Roman" w:hAnsi="Times New Roman" w:cs="Times New Roman"/>
+          <w:noProof/>
+          <w14:ligatures w14:val="standardContextual"/>
+        </w:rPr>
+        <w:drawing>
+          <wp:inline distT="0" distB="0" distL="0" distR="0" wp14:anchorId="209150E9" wp14:editId="16716390">
+            <wp:extent cx="5940425" cy="5316855"/>
+            <wp:effectExtent l="0" t="0" r="3175" b="4445"/>
+            <wp:docPr id="295503301" name="Рисунок 1" descr="Изображение выглядит как диаграмма, текст, План, зарисовка&#10;&#10;Содержимое, созданное искусственным интеллектом, может быть неверным."/>
+            <wp:cNvGraphicFramePr>
+              <a:graphicFrameLocks xmlns:a="http://schemas.openxmlformats.org/drawingml/2006/main" noChangeAspect="1"/>
+            </wp:cNvGraphicFramePr>
+            <a:graphic xmlns:a="http://schemas.openxmlformats.org/drawingml/2006/main">
+              <a:graphicData uri="http://schemas.openxmlformats.org/drawingml/2006/picture">
+                <pic:pic xmlns:pic="http://schemas.openxmlformats.org/drawingml/2006/picture">
+                  <pic:nvPicPr>
+                    <pic:cNvPr id="295503301" name="Рисунок 1" descr="Изображение выглядит как диаграмма, текст, План, зарисовка&#10;&#10;Содержимое, созданное искусственным интеллектом, может быть неверным."/>
+                    <pic:cNvPicPr/>
+                  </pic:nvPicPr>
+                  <pic:blipFill>
+                    <a:blip r:embed="rId9">
+                      <a:extLst>
+                        <a:ext uri="{28A0092B-C50C-407E-A947-70E740481C1C}">
+                          <a14:useLocalDpi xmlns:a14="http://schemas.microsoft.com/office/drawing/2010/main" val="0"/>
+                        </a:ext>
+                      </a:extLst>
+                    </a:blip>
+                    <a:stretch>
+                      <a:fillRect/>
+                    </a:stretch>
+                  </pic:blipFill>
+                  <pic:spPr>
+                    <a:xfrm>
+                      <a:off x="0" y="0"/>
+                      <a:ext cx="5940425" cy="5316855"/>
+                    </a:xfrm>
+                    <a:prstGeom prst="rect">
+                      <a:avLst/>
+                    </a:prstGeom>
+                  </pic:spPr>
+                </pic:pic>
+              </a:graphicData>
+            </a:graphic>
+          </wp:inline>
+        </w:drawing>
+      </w:r>
+    </w:p>
+    <w:p>
+      <w:pPr>
+        <w:rPr>
+          <w:color w:val="000000" w:themeColor="text1"/>
+          <w:lang w:val="en-US"/>
+        </w:rPr>
+      </w:pPr>
+      <w:r>
+        <w:br/>
+      </w:r>
+      <w:r>
+        <w:rPr>
+          <w:color w:val="000000" w:themeColor="text1"/>
+        </w:rPr>
+        <w:br w:type="page"/>
+      </w:r>
+    </w:p>
+    <w:p>
+      <w:pPr>
+        <w:pStyle w:val="1"/>
+        <w:jc w:val="center"/>
         <w:rPr>
           <w:rFonts w:ascii="Times New Roman" w:hAnsi="Times New Roman" w:cs="Times New Roman"/>
           <w:color w:val="000000" w:themeColor="text1"/>
         </w:rPr>
-        <w:t>програ</w:t>
-      </w:r>
-      <w:r>
+      </w:pPr>
+      <w:bookmarkStart w:id="3" w:name="_Toc228256038"/>
+      <w:r>
+        <w:rPr>
+          <w:rFonts w:ascii="Times New Roman" w:hAnsi="Times New Roman" w:cs="Times New Roman"/>
+          <w:noProof/>
+          <w:color w:val="000000" w:themeColor="text1"/>
+          <w14:ligatures w14:val="standardContextual"/>
+        </w:rPr>
+        <w:lastRenderedPageBreak/>
+        <w:drawing>
+          <wp:inline distT="0" distB="0" distL="0" distR="0" wp14:anchorId="70F55514" wp14:editId="2DF1A958">
+            <wp:extent cx="5537200" cy="5080000"/>
+            <wp:effectExtent l="0" t="0" r="0" b="0"/>
+            <wp:docPr id="1866636390" name="Рисунок 2" descr="Изображение выглядит как текст, диаграмма, снимок экрана, линия&#10;&#10;Содержимое, созданное искусственным интеллектом, может быть неверным."/>
+            <wp:cNvGraphicFramePr>
+              <a:graphicFrameLocks xmlns:a="http://schemas.openxmlformats.org/drawingml/2006/main" noChangeAspect="1"/>
+            </wp:cNvGraphicFramePr>
+            <a:graphic xmlns:a="http://schemas.openxmlformats.org/drawingml/2006/main">
+              <a:graphicData uri="http://schemas.openxmlformats.org/drawingml/2006/picture">
+                <pic:pic xmlns:pic="http://schemas.openxmlformats.org/drawingml/2006/picture">
+                  <pic:nvPicPr>
+                    <pic:cNvPr id="1866636390" name="Рисунок 2" descr="Изображение выглядит как текст, диаграмма, снимок экрана, линия&#10;&#10;Содержимое, созданное искусственным интеллектом, может быть неверным."/>
+                    <pic:cNvPicPr/>
+                  </pic:nvPicPr>
+                  <pic:blipFill>
+                    <a:blip r:embed="rId10">
+                      <a:extLst>
+                        <a:ext uri="{28A0092B-C50C-407E-A947-70E740481C1C}">
+                          <a14:useLocalDpi xmlns:a14="http://schemas.microsoft.com/office/drawing/2010/main" val="0"/>
+                        </a:ext>
+                      </a:extLst>
+                    </a:blip>
+                    <a:stretch>
+                      <a:fillRect/>
+                    </a:stretch>
+                  </pic:blipFill>
+                  <pic:spPr>
+                    <a:xfrm>
+                      <a:off x="0" y="0"/>
+                      <a:ext cx="5537200" cy="5080000"/>
+                    </a:xfrm>
+                    <a:prstGeom prst="rect">
+                      <a:avLst/>
+                    </a:prstGeom>
+                  </pic:spPr>
+                </pic:pic>
+              </a:graphicData>
+            </a:graphic>
+          </wp:inline>
+        </w:drawing>
+      </w:r>
+    </w:p>
+    <w:p>
+      <w:pPr>
+        <w:pStyle w:val="1"/>
+        <w:jc w:val="center"/>
         <w:rPr>
           <w:rFonts w:ascii="Times New Roman" w:hAnsi="Times New Roman" w:cs="Times New Roman"/>
           <w:color w:val="000000" w:themeColor="text1"/>
         </w:rPr>
+      </w:pPr>
+      <w:r>
+        <w:rPr>
+          <w:rFonts w:ascii="Times New Roman" w:hAnsi="Times New Roman" w:cs="Times New Roman"/>
+          <w:noProof/>
+          <w:color w:val="000000" w:themeColor="text1"/>
+          <w14:ligatures w14:val="standardContextual"/>
+        </w:rPr>
+        <w:lastRenderedPageBreak/>
+        <w:drawing>
+          <wp:inline distT="0" distB="0" distL="0" distR="0" wp14:anchorId="03AAF9A0" wp14:editId="18BF6784">
+            <wp:extent cx="5940425" cy="5940425"/>
+            <wp:effectExtent l="0" t="0" r="3175" b="3175"/>
+            <wp:docPr id="30159578" name="Рисунок 3" descr="Изображение выглядит как диаграмма, Технический чертеж, План, линия&#10;&#10;Содержимое, созданное искусственным интеллектом, может быть неверным."/>
+            <wp:cNvGraphicFramePr>
+              <a:graphicFrameLocks xmlns:a="http://schemas.openxmlformats.org/drawingml/2006/main" noChangeAspect="1"/>
+            </wp:cNvGraphicFramePr>
+            <a:graphic xmlns:a="http://schemas.openxmlformats.org/drawingml/2006/main">
+              <a:graphicData uri="http://schemas.openxmlformats.org/drawingml/2006/picture">
+                <pic:pic xmlns:pic="http://schemas.openxmlformats.org/drawingml/2006/picture">
+                  <pic:nvPicPr>
+                    <pic:cNvPr id="30159578" name="Рисунок 3" descr="Изображение выглядит как диаграмма, Технический чертеж, План, линия&#10;&#10;Содержимое, созданное искусственным интеллектом, может быть неверным."/>
+                    <pic:cNvPicPr/>
+                  </pic:nvPicPr>
+                  <pic:blipFill>
+                    <a:blip r:embed="rId11">
+                      <a:extLst>
+                        <a:ext uri="{28A0092B-C50C-407E-A947-70E740481C1C}">
+                          <a14:useLocalDpi xmlns:a14="http://schemas.microsoft.com/office/drawing/2010/main" val="0"/>
+                        </a:ext>
+                      </a:extLst>
+                    </a:blip>
+                    <a:stretch>
+                      <a:fillRect/>
+                    </a:stretch>
+                  </pic:blipFill>
+                  <pic:spPr>
+                    <a:xfrm>
+                      <a:off x="0" y="0"/>
+                      <a:ext cx="5940425" cy="5940425"/>
+                    </a:xfrm>
+                    <a:prstGeom prst="rect">
+                      <a:avLst/>
+                    </a:prstGeom>
+                  </pic:spPr>
+                </pic:pic>
+              </a:graphicData>
+            </a:graphic>
+          </wp:inline>
+        </w:drawing>
+      </w:r>
+    </w:p>
+    <w:p>
+      <w:pPr>
+        <w:rPr>
+          <w:lang w:val="en-US" w:eastAsia="en-US"/>
+        </w:rPr>
+      </w:pPr>
+    </w:p>
+    <w:p>
+      <w:pPr>
+        <w:rPr>
+          <w:lang w:val="en-US" w:eastAsia="en-US"/>
+        </w:rPr>
+      </w:pPr>
+    </w:p>
+    <w:p>
+      <w:pPr>
+        <w:rPr>
+          <w:lang w:val="en-US" w:eastAsia="en-US"/>
+        </w:rPr>
+      </w:pPr>
+    </w:p>
+    <w:p>
+      <w:pPr>
+        <w:pStyle w:val="1"/>
+        <w:rPr>
+          <w:rFonts w:ascii="Times New Roman" w:hAnsi="Times New Roman" w:cs="Times New Roman"/>
+          <w:color w:val="000000" w:themeColor="text1"/>
+          <w:lang w:val="ru-RU"/>
+        </w:rPr>
+      </w:pPr>
+      <w:r>
+        <w:rPr>
+          <w:rFonts w:ascii="Times New Roman" w:hAnsi="Times New Roman" w:cs="Times New Roman"/>
+          <w:color w:val="000000" w:themeColor="text1"/>
+          <w:lang w:val="ru-RU"/>
+        </w:rPr>
+        <w:lastRenderedPageBreak/>
+        <w:t xml:space="preserve"> </w:t>
+      </w:r>
+      <w:r>
+        <w:rPr>
+          <w:rFonts w:ascii="Times New Roman" w:hAnsi="Times New Roman" w:cs="Times New Roman"/>
+          <w:noProof/>
+          <w:color w:val="000000" w:themeColor="text1"/>
+          <w:lang w:val="ru-RU"/>
+          <w14:ligatures w14:val="standardContextual"/>
+        </w:rPr>
+        <w:drawing>
+          <wp:inline distT="0" distB="0" distL="0" distR="0" wp14:anchorId="7AD7E5DD" wp14:editId="6ABDE0BB">
+            <wp:extent cx="5940425" cy="6893560"/>
+            <wp:effectExtent l="0" t="0" r="3175" b="2540"/>
+            <wp:docPr id="957311659" name="Рисунок 4" descr="Изображение выглядит как диаграмма, текст, зарисовка, Технический чертеж&#10;&#10;Содержимое, созданное искусственным интеллектом, может быть неверным."/>
+            <wp:cNvGraphicFramePr>
+              <a:graphicFrameLocks xmlns:a="http://schemas.openxmlformats.org/drawingml/2006/main" noChangeAspect="1"/>
+            </wp:cNvGraphicFramePr>
+            <a:graphic xmlns:a="http://schemas.openxmlformats.org/drawingml/2006/main">
+              <a:graphicData uri="http://schemas.openxmlformats.org/drawingml/2006/picture">
+                <pic:pic xmlns:pic="http://schemas.openxmlformats.org/drawingml/2006/picture">
+                  <pic:nvPicPr>
+                    <pic:cNvPr id="957311659" name="Рисунок 4" descr="Изображение выглядит как диаграмма, текст, зарисовка, Технический чертеж&#10;&#10;Содержимое, созданное искусственным интеллектом, может быть неверным."/>
+                    <pic:cNvPicPr/>
+                  </pic:nvPicPr>
+                  <pic:blipFill>
+                    <a:blip r:embed="rId12">
+                      <a:extLst>
+                        <a:ext uri="{28A0092B-C50C-407E-A947-70E740481C1C}">
+                          <a14:useLocalDpi xmlns:a14="http://schemas.microsoft.com/office/drawing/2010/main" val="0"/>
+                        </a:ext>
+                      </a:extLst>
+                    </a:blip>
+                    <a:stretch>
+                      <a:fillRect/>
+                    </a:stretch>
+                  </pic:blipFill>
+                  <pic:spPr>
+                    <a:xfrm>
+                      <a:off x="0" y="0"/>
+                      <a:ext cx="5940425" cy="6893560"/>
+                    </a:xfrm>
+                    <a:prstGeom prst="rect">
+                      <a:avLst/>
+                    </a:prstGeom>
+                  </pic:spPr>
+                </pic:pic>
+              </a:graphicData>
+            </a:graphic>
+          </wp:inline>
+        </w:drawing>
+      </w:r>
+    </w:p>
+    <w:p>
+      <w:pPr>
+        <w:spacing w:after="160" w:line="278" w:lineRule="auto"/>
+        <w:rPr>
+          <w:rFonts w:eastAsiaTheme="majorEastAsia"/>
+          <w:color w:val="000000" w:themeColor="text1"/>
+          <w:sz w:val="40"/>
+          <w:szCs w:val="40"/>
+          <w:lang w:eastAsia="en-US"/>
+        </w:rPr>
+      </w:pPr>
+      <w:r>
+        <w:rPr>
+          <w:color w:val="000000" w:themeColor="text1"/>
+        </w:rPr>
+        <w:br w:type="page"/>
+      </w:r>
+    </w:p>
+    <w:p>
+      <w:pPr>
+        <w:pStyle w:val="1"/>
+        <w:jc w:val="center"/>
+        <w:rPr>
+          <w:rFonts w:ascii="Times New Roman" w:hAnsi="Times New Roman" w:cs="Times New Roman"/>
+          <w:color w:val="000000" w:themeColor="text1"/>
+          <w:lang w:val="ru-RU"/>
+        </w:rPr>
+      </w:pPr>
+      <w:r>
+        <w:rPr>
+          <w:rFonts w:ascii="Times New Roman" w:hAnsi="Times New Roman" w:cs="Times New Roman"/>
+          <w:color w:val="000000" w:themeColor="text1"/>
+          <w:lang w:val="ru-RU"/>
+        </w:rPr>
+        <w:lastRenderedPageBreak/>
+        <w:t>Код програ</w:t>
+      </w:r>
+      <w:r>
+        <w:rPr>
+          <w:rFonts w:ascii="Times New Roman" w:hAnsi="Times New Roman" w:cs="Times New Roman"/>
+          <w:color w:val="000000" w:themeColor="text1"/>
+          <w:lang w:val="ru-RU"/>
+        </w:rPr>
         <w:t>ммы</w:t>
       </w:r>
       <w:bookmarkEnd w:id="1"/>
       <w:bookmarkEnd w:id="3"/>
-      <w:proofErr w:type="spellEnd"/>
     </w:p>
     <w:p>
       <w:pPr>
@@ -1565,8 +1759,8 @@
     <w:p/>
     <w:p/>
     <w:sectPr>
-      <w:footerReference w:type="even" r:id="rId9"/>
-      <w:footerReference w:type="default" r:id="rId10"/>
+      <w:footerReference w:type="even" r:id="rId13"/>
+      <w:footerReference w:type="default" r:id="rId14"/>
       <w:pgSz w:w="11906" w:h="16838"/>
       <w:pgMar w:top="1134" w:right="850" w:bottom="1134" w:left="1701" w:header="708" w:footer="708" w:gutter="0"/>
       <w:cols w:space="708"/>
